--- a/docs/yur/oferta.docx
+++ b/docs/yur/oferta.docx
@@ -5579,7 +5579,7 @@
           <w:bCs w:val="1"/>
           <w:rtl w:val="0"/>
         </w:rPr>
-        <w:t xml:space="preserve">г. Казань, ул. Спартаковская, д. 2, здание нового ИТ-парка им. Башира Рамеева.</w:t>
+        <w:t xml:space="preserve">г. Казань, ул. Спартаковская, д. 2А, здание нового ИТ-парка им. Башира Рамеева.</w:t>
       </w:r>
     </w:p>
     <w:p>
